--- a/app/MANUAL-DE-USUARIO.docx
+++ b/app/MANUAL-DE-USUARIO.docx
@@ -7978,13 +7978,21 @@
           <w:color w:val="2D1E16"/>
           <w:sz w:val="23"/>
         </w:rPr>
-        <w:t>6.2.4 Eliminar un documento del repositorio</w:t>
+        <w:t>6.2.3 Fase 3 — Crear el módulo</w:t>
       </w:r>
     </w:p>
     <w:p>
       <w:pPr>
-        <w:jc w:val="both"/>
-      </w:pPr>
+        <w:spacing w:after="60"/>
+        <w:ind w:left="510" w:hanging="312"/>
+      </w:pPr>
+      <w:r>
+        <w:rPr>
+          <w:rFonts w:ascii="Arial" w:hAnsi="Arial"/>
+          <w:b/>
+        </w:rPr>
+        <w:t xml:space="preserve">1. </w:t>
+      </w:r>
       <w:r>
         <w:rPr>
           <w:rFonts w:ascii="Arial" w:hAnsi="Arial"/>
@@ -8001,53 +8009,276 @@
           <w:i w:val="0"/>
           <w:sz w:val="22"/>
         </w:rPr>
-        <w:t>DOCUMENTOS FUENTE</w:t>
-      </w:r>
-      <w:r>
-        <w:rPr>
-          <w:rFonts w:ascii="Arial" w:hAnsi="Arial"/>
-          <w:b w:val="0"/>
-          <w:i w:val="0"/>
-          <w:sz w:val="22"/>
-        </w:rPr>
-        <w:t xml:space="preserve">, el botón </w:t>
-      </w:r>
-      <w:r>
-        <w:rPr>
-          <w:rFonts w:ascii="Arial" w:hAnsi="Arial"/>
-          <w:b/>
-          <w:i w:val="0"/>
-          <w:sz w:val="22"/>
-        </w:rPr>
-        <w:t>Eliminar</w:t>
-      </w:r>
-      <w:r>
-        <w:rPr>
-          <w:rFonts w:ascii="Arial" w:hAnsi="Arial"/>
-          <w:b w:val="0"/>
-          <w:i w:val="0"/>
-          <w:sz w:val="22"/>
-        </w:rPr>
-        <w:t xml:space="preserve"> quita la ficha y borra el PDF del servidor, para subir una versión corregida sin acumular copias.</w:t>
+        <w:t>nombre</w:t>
+      </w:r>
+      <w:r>
+        <w:rPr>
+          <w:rFonts w:ascii="Arial" w:hAnsi="Arial"/>
+          <w:b w:val="0"/>
+          <w:i w:val="0"/>
+          <w:sz w:val="22"/>
+        </w:rPr>
+        <w:t xml:space="preserve">, escriba el nombre del caso de estudio (por ejemplo, </w:t>
+      </w:r>
+      <w:r>
+        <w:rPr>
+          <w:rFonts w:ascii="Consolas" w:hAnsi="Consolas"/>
+          <w:b w:val="0"/>
+          <w:i w:val="0"/>
+          <w:color w:val="177575"/>
+          <w:sz w:val="19"/>
+        </w:rPr>
+        <w:t>El Salado</w:t>
+      </w:r>
+      <w:r>
+        <w:rPr>
+          <w:rFonts w:ascii="Arial" w:hAnsi="Arial"/>
+          <w:b w:val="0"/>
+          <w:i w:val="0"/>
+          <w:sz w:val="22"/>
+        </w:rPr>
+        <w:t>).</w:t>
       </w:r>
     </w:p>
     <w:p>
       <w:pPr>
+        <w:spacing w:after="60"/>
+        <w:ind w:left="510" w:hanging="312"/>
+      </w:pPr>
+      <w:r>
+        <w:rPr>
+          <w:rFonts w:ascii="Arial" w:hAnsi="Arial"/>
+          <w:b/>
+        </w:rPr>
+        <w:t xml:space="preserve">2. </w:t>
+      </w:r>
+      <w:r>
+        <w:rPr>
+          <w:rFonts w:ascii="Arial" w:hAnsi="Arial"/>
+          <w:b w:val="0"/>
+          <w:i w:val="0"/>
+          <w:sz w:val="22"/>
+        </w:rPr>
+        <w:t xml:space="preserve">En </w:t>
+      </w:r>
+      <w:r>
+        <w:rPr>
+          <w:rFonts w:ascii="Arial" w:hAnsi="Arial"/>
+          <w:b/>
+          <w:i w:val="0"/>
+          <w:sz w:val="22"/>
+        </w:rPr>
+        <w:t>depto</w:t>
+      </w:r>
+      <w:r>
+        <w:rPr>
+          <w:rFonts w:ascii="Arial" w:hAnsi="Arial"/>
+          <w:b w:val="0"/>
+          <w:i w:val="0"/>
+          <w:sz w:val="22"/>
+        </w:rPr>
+        <w:t xml:space="preserve">, escriba la ubicación administrativa (por ejemplo, </w:t>
+      </w:r>
+      <w:r>
+        <w:rPr>
+          <w:rFonts w:ascii="Consolas" w:hAnsi="Consolas"/>
+          <w:b w:val="0"/>
+          <w:i w:val="0"/>
+          <w:color w:val="177575"/>
+          <w:sz w:val="19"/>
+        </w:rPr>
+        <w:t>Bolívar · Montes de María</w:t>
+      </w:r>
+      <w:r>
+        <w:rPr>
+          <w:rFonts w:ascii="Arial" w:hAnsi="Arial"/>
+          <w:b w:val="0"/>
+          <w:i w:val="0"/>
+          <w:sz w:val="22"/>
+        </w:rPr>
+        <w:t>).</w:t>
+      </w:r>
+    </w:p>
+    <w:p>
+      <w:pPr>
+        <w:spacing w:after="60"/>
+        <w:ind w:left="510" w:hanging="312"/>
+      </w:pPr>
+      <w:r>
+        <w:rPr>
+          <w:rFonts w:ascii="Arial" w:hAnsi="Arial"/>
+          <w:b/>
+        </w:rPr>
+        <w:t xml:space="preserve">3. </w:t>
+      </w:r>
+      <w:r>
+        <w:rPr>
+          <w:rFonts w:ascii="Arial" w:hAnsi="Arial"/>
+          <w:b w:val="0"/>
+          <w:i w:val="0"/>
+          <w:sz w:val="22"/>
+        </w:rPr>
+        <w:t xml:space="preserve">En </w:t>
+      </w:r>
+      <w:r>
+        <w:rPr>
+          <w:rFonts w:ascii="Arial" w:hAnsi="Arial"/>
+          <w:b/>
+          <w:i w:val="0"/>
+          <w:sz w:val="22"/>
+        </w:rPr>
+        <w:t>lat</w:t>
+      </w:r>
+      <w:r>
+        <w:rPr>
+          <w:rFonts w:ascii="Arial" w:hAnsi="Arial"/>
+          <w:b w:val="0"/>
+          <w:i w:val="0"/>
+          <w:sz w:val="22"/>
+        </w:rPr>
+        <w:t xml:space="preserve"> y </w:t>
+      </w:r>
+      <w:r>
+        <w:rPr>
+          <w:rFonts w:ascii="Arial" w:hAnsi="Arial"/>
+          <w:b/>
+          <w:i w:val="0"/>
+          <w:sz w:val="22"/>
+        </w:rPr>
+        <w:t>lon</w:t>
+      </w:r>
+      <w:r>
+        <w:rPr>
+          <w:rFonts w:ascii="Arial" w:hAnsi="Arial"/>
+          <w:b w:val="0"/>
+          <w:i w:val="0"/>
+          <w:sz w:val="22"/>
+        </w:rPr>
+        <w:t xml:space="preserve">, escriba las coordenadas geográficas del caso (por ejemplo, </w:t>
+      </w:r>
+      <w:r>
+        <w:rPr>
+          <w:rFonts w:ascii="Consolas" w:hAnsi="Consolas"/>
+          <w:b w:val="0"/>
+          <w:i w:val="0"/>
+          <w:color w:val="177575"/>
+          <w:sz w:val="19"/>
+        </w:rPr>
+        <w:t>9.62</w:t>
+      </w:r>
+      <w:r>
+        <w:rPr>
+          <w:rFonts w:ascii="Arial" w:hAnsi="Arial"/>
+          <w:b w:val="0"/>
+          <w:i w:val="0"/>
+          <w:sz w:val="22"/>
+        </w:rPr>
+        <w:t xml:space="preserve"> y</w:t>
+      </w:r>
+    </w:p>
+    <w:p>
+      <w:pPr>
         <w:jc w:val="both"/>
       </w:pPr>
       <w:r>
         <w:rPr>
-          <w:rFonts w:ascii="Arial" w:hAnsi="Arial"/>
-          <w:b w:val="0"/>
-          <w:i w:val="0"/>
-          <w:sz w:val="22"/>
-        </w:rPr>
-        <w:t xml:space="preserve">Si el documento ya dio origen a un módulo, el sistema lo impide y dice cuál: primero hay que eliminar ese módulo desde </w:t>
-      </w:r>
+          <w:rFonts w:ascii="Consolas" w:hAnsi="Consolas"/>
+          <w:b w:val="0"/>
+          <w:i w:val="0"/>
+          <w:color w:val="177575"/>
+          <w:sz w:val="19"/>
+        </w:rPr>
+        <w:t>-75.13</w:t>
+      </w:r>
+      <w:r>
+        <w:rPr>
+          <w:rFonts w:ascii="Arial" w:hAnsi="Arial"/>
+          <w:b w:val="0"/>
+          <w:i w:val="0"/>
+          <w:sz w:val="22"/>
+        </w:rPr>
+        <w:t>). Sirven para ubicarlo en el mapa de Colombia.</w:t>
+      </w:r>
+    </w:p>
+    <w:p>
+      <w:pPr>
+        <w:spacing w:after="60"/>
+        <w:ind w:left="510" w:hanging="312"/>
+      </w:pPr>
       <w:r>
         <w:rPr>
           <w:rFonts w:ascii="Arial" w:hAnsi="Arial"/>
           <w:b/>
+        </w:rPr>
+        <w:t xml:space="preserve">4. </w:t>
+      </w:r>
+      <w:r>
+        <w:rPr>
+          <w:rFonts w:ascii="Arial" w:hAnsi="Arial"/>
+          <w:b w:val="0"/>
+          <w:i w:val="0"/>
+          <w:sz w:val="22"/>
+        </w:rPr>
+        <w:t xml:space="preserve">Marque </w:t>
+      </w:r>
+      <w:r>
+        <w:rPr>
+          <w:rFonts w:ascii="Arial" w:hAnsi="Arial"/>
+          <w:b/>
+          <w:i w:val="0"/>
+          <w:sz w:val="22"/>
+        </w:rPr>
+        <w:t>Activar este módulo</w:t>
+      </w:r>
+      <w:r>
+        <w:rPr>
+          <w:rFonts w:ascii="Arial" w:hAnsi="Arial"/>
+          <w:b w:val="0"/>
+          <w:i w:val="0"/>
+          <w:sz w:val="22"/>
+        </w:rPr>
+        <w:t xml:space="preserve"> si desea que sea la ruta pedagógica que verán los estudiantes.</w:t>
+      </w:r>
+    </w:p>
+    <w:p>
+      <w:pPr>
+        <w:jc w:val="both"/>
+      </w:pPr>
+      <w:r>
+        <w:rPr>
+          <w:rFonts w:ascii="Arial" w:hAnsi="Arial"/>
+          <w:b w:val="0"/>
+          <w:i w:val="0"/>
+          <w:sz w:val="22"/>
+        </w:rPr>
+        <w:t>Solo un módulo puede estar activo a la vez.</w:t>
+      </w:r>
+    </w:p>
+    <w:p>
+      <w:pPr>
+        <w:spacing w:after="60"/>
+        <w:ind w:left="510" w:hanging="312"/>
+      </w:pPr>
+      <w:r>
+        <w:rPr>
+          <w:rFonts w:ascii="Arial" w:hAnsi="Arial"/>
+          <w:b/>
+        </w:rPr>
+        <w:t xml:space="preserve">5. </w:t>
+      </w:r>
+      <w:r>
+        <w:rPr>
+          <w:rFonts w:ascii="Arial" w:hAnsi="Arial"/>
+          <w:b w:val="0"/>
+          <w:i w:val="0"/>
+          <w:sz w:val="22"/>
+        </w:rPr>
+        <w:t xml:space="preserve">Confirme la creación. El módulo queda disponible en </w:t>
+      </w:r>
+      <w:r>
+        <w:rPr>
+          <w:rFonts w:ascii="Arial" w:hAnsi="Arial"/>
+          <w:b/>
           <w:i w:val="0"/>
           <w:sz w:val="22"/>
         </w:rPr>
@@ -8060,7 +8291,30 @@
           <w:i w:val="0"/>
           <w:sz w:val="22"/>
         </w:rPr>
-        <w:t xml:space="preserve"> (sección 6.3), porque el PDF es la fuente que respalda su contenido.</w:t>
+        <w:t xml:space="preserve"> y, si se activó, en el</w:t>
+      </w:r>
+    </w:p>
+    <w:p>
+      <w:pPr>
+        <w:jc w:val="both"/>
+      </w:pPr>
+      <w:r>
+        <w:rPr>
+          <w:rFonts w:ascii="Arial" w:hAnsi="Arial"/>
+          <w:b/>
+          <w:i w:val="0"/>
+          <w:sz w:val="22"/>
+        </w:rPr>
+        <w:t>Mapa del Viaje</w:t>
+      </w:r>
+      <w:r>
+        <w:rPr>
+          <w:rFonts w:ascii="Arial" w:hAnsi="Arial"/>
+          <w:b w:val="0"/>
+          <w:i w:val="0"/>
+          <w:sz w:val="22"/>
+        </w:rPr>
+        <w:t xml:space="preserve"> de los estudiantes.</w:t>
       </w:r>
     </w:p>
     <w:p>
@@ -8076,29 +8330,39 @@
           <w:color w:val="2D1E16"/>
           <w:sz w:val="23"/>
         </w:rPr>
-        <w:t>6.2.3 Fase 3 — Crear el módulo</w:t>
+        <w:t>6.2.4 Eliminar un documento del repositorio</w:t>
       </w:r>
     </w:p>
     <w:p>
       <w:pPr>
-        <w:spacing w:after="60"/>
-        <w:ind w:left="510" w:hanging="312"/>
-      </w:pPr>
+        <w:jc w:val="both"/>
+      </w:pPr>
+      <w:r>
+        <w:rPr>
+          <w:rFonts w:ascii="Arial" w:hAnsi="Arial"/>
+          <w:b w:val="0"/>
+          <w:i w:val="0"/>
+          <w:sz w:val="22"/>
+        </w:rPr>
+        <w:t xml:space="preserve">En </w:t>
+      </w:r>
       <w:r>
         <w:rPr>
           <w:rFonts w:ascii="Arial" w:hAnsi="Arial"/>
           <w:b/>
-        </w:rPr>
-        <w:t xml:space="preserve">1. </w:t>
-      </w:r>
-      <w:r>
-        <w:rPr>
-          <w:rFonts w:ascii="Arial" w:hAnsi="Arial"/>
-          <w:b w:val="0"/>
-          <w:i w:val="0"/>
-          <w:sz w:val="22"/>
-        </w:rPr>
-        <w:t xml:space="preserve">En </w:t>
+          <w:i w:val="0"/>
+          <w:sz w:val="22"/>
+        </w:rPr>
+        <w:t>DOCUMENTOS FUENTE</w:t>
+      </w:r>
+      <w:r>
+        <w:rPr>
+          <w:rFonts w:ascii="Arial" w:hAnsi="Arial"/>
+          <w:b w:val="0"/>
+          <w:i w:val="0"/>
+          <w:sz w:val="22"/>
+        </w:rPr>
+        <w:t xml:space="preserve">, el botón </w:t>
       </w:r>
       <w:r>
         <w:rPr>
@@ -8107,312 +8371,402 @@
           <w:i w:val="0"/>
           <w:sz w:val="22"/>
         </w:rPr>
-        <w:t>nombre</w:t>
-      </w:r>
-      <w:r>
-        <w:rPr>
-          <w:rFonts w:ascii="Arial" w:hAnsi="Arial"/>
-          <w:b w:val="0"/>
-          <w:i w:val="0"/>
-          <w:sz w:val="22"/>
-        </w:rPr>
-        <w:t xml:space="preserve">, escriba el nombre del caso de estudio (por ejemplo, </w:t>
-      </w:r>
-      <w:r>
-        <w:rPr>
-          <w:rFonts w:ascii="Consolas" w:hAnsi="Consolas"/>
-          <w:b w:val="0"/>
-          <w:i w:val="0"/>
-          <w:color w:val="177575"/>
-          <w:sz w:val="19"/>
-        </w:rPr>
-        <w:t>El Salado</w:t>
-      </w:r>
-      <w:r>
-        <w:rPr>
-          <w:rFonts w:ascii="Arial" w:hAnsi="Arial"/>
-          <w:b w:val="0"/>
-          <w:i w:val="0"/>
-          <w:sz w:val="22"/>
-        </w:rPr>
-        <w:t>).</w:t>
+        <w:t>Eliminar</w:t>
+      </w:r>
+      <w:r>
+        <w:rPr>
+          <w:rFonts w:ascii="Arial" w:hAnsi="Arial"/>
+          <w:b w:val="0"/>
+          <w:i w:val="0"/>
+          <w:sz w:val="22"/>
+        </w:rPr>
+        <w:t xml:space="preserve"> quita la ficha y borra el PDF del servidor, para subir una versión corregida sin acumular copias.</w:t>
       </w:r>
     </w:p>
     <w:p>
       <w:pPr>
-        <w:spacing w:after="60"/>
-        <w:ind w:left="510" w:hanging="312"/>
-      </w:pPr>
+        <w:jc w:val="both"/>
+      </w:pPr>
+      <w:r>
+        <w:rPr>
+          <w:rFonts w:ascii="Arial" w:hAnsi="Arial"/>
+          <w:b w:val="0"/>
+          <w:i w:val="0"/>
+          <w:sz w:val="22"/>
+        </w:rPr>
+        <w:t xml:space="preserve">Si el documento ya dio origen a un módulo, el sistema lo impide y dice cuál: primero hay que eliminar ese módulo desde </w:t>
+      </w:r>
       <w:r>
         <w:rPr>
           <w:rFonts w:ascii="Arial" w:hAnsi="Arial"/>
           <w:b/>
-        </w:rPr>
-        <w:t xml:space="preserve">2. </w:t>
-      </w:r>
-      <w:r>
-        <w:rPr>
-          <w:rFonts w:ascii="Arial" w:hAnsi="Arial"/>
-          <w:b w:val="0"/>
-          <w:i w:val="0"/>
-          <w:sz w:val="22"/>
-        </w:rPr>
-        <w:t xml:space="preserve">En </w:t>
-      </w:r>
-      <w:r>
-        <w:rPr>
-          <w:rFonts w:ascii="Arial" w:hAnsi="Arial"/>
-          <w:b/>
-          <w:i w:val="0"/>
-          <w:sz w:val="22"/>
-        </w:rPr>
-        <w:t>depto</w:t>
-      </w:r>
-      <w:r>
-        <w:rPr>
-          <w:rFonts w:ascii="Arial" w:hAnsi="Arial"/>
-          <w:b w:val="0"/>
-          <w:i w:val="0"/>
-          <w:sz w:val="22"/>
-        </w:rPr>
-        <w:t xml:space="preserve">, escriba la ubicación administrativa (por ejemplo, </w:t>
-      </w:r>
-      <w:r>
-        <w:rPr>
-          <w:rFonts w:ascii="Consolas" w:hAnsi="Consolas"/>
-          <w:b w:val="0"/>
-          <w:i w:val="0"/>
-          <w:color w:val="177575"/>
-          <w:sz w:val="19"/>
-        </w:rPr>
-        <w:t>Bolívar · Montes de María</w:t>
-      </w:r>
-      <w:r>
-        <w:rPr>
-          <w:rFonts w:ascii="Arial" w:hAnsi="Arial"/>
-          <w:b w:val="0"/>
-          <w:i w:val="0"/>
-          <w:sz w:val="22"/>
-        </w:rPr>
-        <w:t>).</w:t>
+          <w:i w:val="0"/>
+          <w:sz w:val="22"/>
+        </w:rPr>
+        <w:t>Módulos Geográficos</w:t>
+      </w:r>
+      <w:r>
+        <w:rPr>
+          <w:rFonts w:ascii="Arial" w:hAnsi="Arial"/>
+          <w:b w:val="0"/>
+          <w:i w:val="0"/>
+          <w:sz w:val="22"/>
+        </w:rPr>
+        <w:t xml:space="preserve"> (sección 6.3), porque el PDF es la fuente que respalda su contenido.</w:t>
       </w:r>
     </w:p>
     <w:p>
       <w:pPr>
-        <w:spacing w:after="60"/>
-        <w:ind w:left="510" w:hanging="312"/>
+        <w:pStyle w:val="Heading4"/>
+        <w:keepNext/>
+        <w:spacing w:before="200" w:after="120"/>
       </w:pPr>
       <w:r>
         <w:rPr>
           <w:rFonts w:ascii="Arial" w:hAnsi="Arial"/>
           <w:b/>
-        </w:rPr>
-        <w:t xml:space="preserve">3. </w:t>
-      </w:r>
-      <w:r>
-        <w:rPr>
-          <w:rFonts w:ascii="Arial" w:hAnsi="Arial"/>
-          <w:b w:val="0"/>
-          <w:i w:val="0"/>
-          <w:sz w:val="22"/>
-        </w:rPr>
-        <w:t xml:space="preserve">En </w:t>
-      </w:r>
-      <w:r>
-        <w:rPr>
-          <w:rFonts w:ascii="Arial" w:hAnsi="Arial"/>
-          <w:b/>
-          <w:i w:val="0"/>
-          <w:sz w:val="22"/>
-        </w:rPr>
-        <w:t>lat</w:t>
-      </w:r>
-      <w:r>
-        <w:rPr>
-          <w:rFonts w:ascii="Arial" w:hAnsi="Arial"/>
-          <w:b w:val="0"/>
-          <w:i w:val="0"/>
-          <w:sz w:val="22"/>
-        </w:rPr>
-        <w:t xml:space="preserve"> y </w:t>
-      </w:r>
-      <w:r>
-        <w:rPr>
-          <w:rFonts w:ascii="Arial" w:hAnsi="Arial"/>
-          <w:b/>
-          <w:i w:val="0"/>
-          <w:sz w:val="22"/>
-        </w:rPr>
-        <w:t>lon</w:t>
-      </w:r>
-      <w:r>
-        <w:rPr>
-          <w:rFonts w:ascii="Arial" w:hAnsi="Arial"/>
-          <w:b w:val="0"/>
-          <w:i w:val="0"/>
-          <w:sz w:val="22"/>
-        </w:rPr>
-        <w:t xml:space="preserve">, escriba las coordenadas geográficas del caso (por ejemplo, </w:t>
-      </w:r>
-      <w:r>
-        <w:rPr>
-          <w:rFonts w:ascii="Consolas" w:hAnsi="Consolas"/>
-          <w:b w:val="0"/>
-          <w:i w:val="0"/>
-          <w:color w:val="177575"/>
-          <w:sz w:val="19"/>
-        </w:rPr>
-        <w:t>9.62</w:t>
-      </w:r>
-      <w:r>
-        <w:rPr>
-          <w:rFonts w:ascii="Arial" w:hAnsi="Arial"/>
-          <w:b w:val="0"/>
-          <w:i w:val="0"/>
-          <w:sz w:val="22"/>
-        </w:rPr>
-        <w:t xml:space="preserve"> y</w:t>
+          <w:color w:val="2D1E16"/>
+          <w:sz w:val="23"/>
+        </w:rPr>
+        <w:t>6.2.5 Las dos guías del CNMH y quién puede abrirlas</w:t>
       </w:r>
     </w:p>
     <w:p>
       <w:pPr>
+        <w:spacing w:after="160"/>
         <w:jc w:val="both"/>
       </w:pPr>
       <w:r>
         <w:rPr>
-          <w:rFonts w:ascii="Consolas" w:hAnsi="Consolas"/>
-          <w:b w:val="0"/>
-          <w:i w:val="0"/>
-          <w:color w:val="177575"/>
-          <w:sz w:val="19"/>
-        </w:rPr>
-        <w:t>-75.13</w:t>
-      </w:r>
-      <w:r>
-        <w:rPr>
-          <w:rFonts w:ascii="Arial" w:hAnsi="Arial"/>
-          <w:b w:val="0"/>
-          <w:i w:val="0"/>
-          <w:sz w:val="22"/>
-        </w:rPr>
-        <w:t>). Sirven para ubicarlo en el mapa de Colombia.</w:t>
+          <w:rFonts w:ascii="Arial" w:hAnsi="Arial"/>
+          <w:b w:val="0"/>
+          <w:sz w:val="22"/>
+        </w:rPr>
+        <w:t>El CNMH publica cada caso en dos documentos distintos, y no cumplen la misma función dentro de la plataforma:</w:t>
       </w:r>
     </w:p>
     <w:p>
       <w:pPr>
+        <w:pStyle w:val="ListBullet"/>
         <w:spacing w:after="60"/>
-        <w:ind w:left="510" w:hanging="312"/>
       </w:pPr>
       <w:r>
         <w:rPr>
           <w:rFonts w:ascii="Arial" w:hAnsi="Arial"/>
           <w:b/>
-        </w:rPr>
-        <w:t xml:space="preserve">4. </w:t>
-      </w:r>
-      <w:r>
-        <w:rPr>
-          <w:rFonts w:ascii="Arial" w:hAnsi="Arial"/>
-          <w:b w:val="0"/>
-          <w:i w:val="0"/>
-          <w:sz w:val="22"/>
-        </w:rPr>
-        <w:t xml:space="preserve">Marque </w:t>
+          <w:sz w:val="22"/>
+        </w:rPr>
+        <w:t>La guía del estudiante</w:t>
+      </w:r>
+      <w:r>
+        <w:rPr>
+          <w:rFonts w:ascii="Arial" w:hAnsi="Arial"/>
+          <w:b w:val="0"/>
+          <w:sz w:val="22"/>
+        </w:rPr>
+        <w:t xml:space="preserve"> (en El Salado, </w:t>
       </w:r>
       <w:r>
         <w:rPr>
           <w:rFonts w:ascii="Arial" w:hAnsi="Arial"/>
           <w:b/>
-          <w:i w:val="0"/>
-          <w:sz w:val="22"/>
-        </w:rPr>
-        <w:t>Activar este módulo</w:t>
-      </w:r>
-      <w:r>
-        <w:rPr>
-          <w:rFonts w:ascii="Arial" w:hAnsi="Arial"/>
-          <w:b w:val="0"/>
-          <w:i w:val="0"/>
-          <w:sz w:val="22"/>
-        </w:rPr>
-        <w:t xml:space="preserve"> si desea que sea la ruta pedagógica que verán los estudiantes.</w:t>
+          <w:sz w:val="22"/>
+        </w:rPr>
+        <w:t>el-salado.pdf</w:t>
+      </w:r>
+      <w:r>
+        <w:rPr>
+          <w:rFonts w:ascii="Arial" w:hAnsi="Arial"/>
+          <w:b w:val="0"/>
+          <w:sz w:val="22"/>
+        </w:rPr>
+        <w:t>, 22 páginas). Es la que se importa para construir el módulo: trae la ruta pedagógica, las actividades y los materiales que el estudiante trabaja. Debe quedar visible para todos.</w:t>
       </w:r>
     </w:p>
     <w:p>
       <w:pPr>
-        <w:jc w:val="both"/>
-      </w:pPr>
-      <w:r>
-        <w:rPr>
-          <w:rFonts w:ascii="Arial" w:hAnsi="Arial"/>
-          <w:b w:val="0"/>
-          <w:i w:val="0"/>
-          <w:sz w:val="22"/>
-        </w:rPr>
-        <w:t>Solo un módulo puede estar activo a la vez.</w:t>
+        <w:pStyle w:val="ListBullet"/>
+        <w:spacing w:after="60"/>
+      </w:pPr>
+      <w:r>
+        <w:rPr>
+          <w:rFonts w:ascii="Arial" w:hAnsi="Arial"/>
+          <w:b/>
+          <w:sz w:val="22"/>
+        </w:rPr>
+        <w:t>La guía para maestros y maestras</w:t>
+      </w:r>
+      <w:r>
+        <w:rPr>
+          <w:rFonts w:ascii="Arial" w:hAnsi="Arial"/>
+          <w:b w:val="0"/>
+          <w:sz w:val="22"/>
+        </w:rPr>
+        <w:t xml:space="preserve"> (</w:t>
+      </w:r>
+      <w:r>
+        <w:rPr>
+          <w:rFonts w:ascii="Arial" w:hAnsi="Arial"/>
+          <w:b/>
+          <w:sz w:val="22"/>
+        </w:rPr>
+        <w:t>el-salado_guia-para-maestros.pdf</w:t>
+      </w:r>
+      <w:r>
+        <w:rPr>
+          <w:rFonts w:ascii="Arial" w:hAnsi="Arial"/>
+          <w:b w:val="0"/>
+          <w:sz w:val="22"/>
+        </w:rPr>
+        <w:t>, 18 páginas). Contiene las orientaciones para conducir cada sesión, el sentido de cada paso y lo que se espera que los estudiantes descubran. Es material de preparación del docente.</w:t>
       </w:r>
     </w:p>
     <w:p>
       <w:pPr>
-        <w:spacing w:after="60"/>
-        <w:ind w:left="510" w:hanging="312"/>
-      </w:pPr>
-      <w:r>
-        <w:rPr>
-          <w:rFonts w:ascii="Arial" w:hAnsi="Arial"/>
-          <w:b/>
-        </w:rPr>
-        <w:t xml:space="preserve">5. </w:t>
-      </w:r>
-      <w:r>
-        <w:rPr>
-          <w:rFonts w:ascii="Arial" w:hAnsi="Arial"/>
-          <w:b w:val="0"/>
-          <w:i w:val="0"/>
-          <w:sz w:val="22"/>
-        </w:rPr>
-        <w:t xml:space="preserve">Confirme la creación. El módulo queda disponible en </w:t>
-      </w:r>
-      <w:r>
-        <w:rPr>
-          <w:rFonts w:ascii="Arial" w:hAnsi="Arial"/>
-          <w:b/>
-          <w:i w:val="0"/>
-          <w:sz w:val="22"/>
-        </w:rPr>
-        <w:t>Módulos Geográficos</w:t>
-      </w:r>
-      <w:r>
-        <w:rPr>
-          <w:rFonts w:ascii="Arial" w:hAnsi="Arial"/>
-          <w:b w:val="0"/>
-          <w:i w:val="0"/>
-          <w:sz w:val="22"/>
-        </w:rPr>
-        <w:t xml:space="preserve"> y, si se activó, en el</w:t>
+        <w:spacing w:after="160"/>
+        <w:jc w:val="both"/>
+      </w:pPr>
+      <w:r>
+        <w:rPr>
+          <w:rFonts w:ascii="Arial" w:hAnsi="Arial"/>
+          <w:b w:val="0"/>
+          <w:sz w:val="22"/>
+        </w:rPr>
+        <w:t>⚠ Poner la guía para maestros al alcance del estudiante arruina la actividad: le entrega de antemano las respuestas a las que debía llegar por su cuenta. Por eso la plataforma permite reservarla.</w:t>
       </w:r>
     </w:p>
     <w:p>
       <w:pPr>
+        <w:pStyle w:val="Heading4"/>
+        <w:keepNext/>
+        <w:spacing w:before="200" w:after="120"/>
+      </w:pPr>
+      <w:r>
+        <w:rPr>
+          <w:rFonts w:ascii="Arial" w:hAnsi="Arial"/>
+          <w:b/>
+          <w:color w:val="2D1E16"/>
+          <w:sz w:val="23"/>
+        </w:rPr>
+        <w:t>6.2.6 Reservar un documento al docente</w:t>
+      </w:r>
+    </w:p>
+    <w:p>
+      <w:pPr>
+        <w:spacing w:after="160"/>
         <w:jc w:val="both"/>
       </w:pPr>
       <w:r>
         <w:rPr>
           <w:rFonts w:ascii="Arial" w:hAnsi="Arial"/>
+          <w:b w:val="0"/>
+          <w:sz w:val="22"/>
+        </w:rPr>
+        <w:t xml:space="preserve">En la lista </w:t>
+      </w:r>
+      <w:r>
+        <w:rPr>
+          <w:rFonts w:ascii="Arial" w:hAnsi="Arial"/>
           <w:b/>
-          <w:i w:val="0"/>
-          <w:sz w:val="22"/>
-        </w:rPr>
-        <w:t>Mapa del Viaje</w:t>
-      </w:r>
-      <w:r>
-        <w:rPr>
-          <w:rFonts w:ascii="Arial" w:hAnsi="Arial"/>
-          <w:b w:val="0"/>
-          <w:i w:val="0"/>
-          <w:sz w:val="22"/>
-        </w:rPr>
-        <w:t xml:space="preserve"> de los estudiantes.</w:t>
+          <w:sz w:val="22"/>
+        </w:rPr>
+        <w:t>DOCUMENTOS FUENTE</w:t>
+      </w:r>
+      <w:r>
+        <w:rPr>
+          <w:rFonts w:ascii="Arial" w:hAnsi="Arial"/>
+          <w:b w:val="0"/>
+          <w:sz w:val="22"/>
+        </w:rPr>
+        <w:t>, cada documento tiene dos controles:</w:t>
+      </w:r>
+    </w:p>
+    <w:p>
+      <w:pPr>
+        <w:pStyle w:val="ListBullet"/>
+        <w:spacing w:after="60"/>
+      </w:pPr>
+      <w:r>
+        <w:rPr>
+          <w:rFonts w:ascii="Arial" w:hAnsi="Arial"/>
+          <w:b/>
+          <w:sz w:val="22"/>
+        </w:rPr>
+        <w:t>Reservar al docente</w:t>
+      </w:r>
+      <w:r>
+        <w:rPr>
+          <w:rFonts w:ascii="Arial" w:hAnsi="Arial"/>
+          <w:b w:val="0"/>
+          <w:sz w:val="22"/>
+        </w:rPr>
+        <w:t xml:space="preserve"> / </w:t>
+      </w:r>
+      <w:r>
+        <w:rPr>
+          <w:rFonts w:ascii="Arial" w:hAnsi="Arial"/>
+          <w:b/>
+          <w:sz w:val="22"/>
+        </w:rPr>
+        <w:t>Abrir a estudiantes</w:t>
+      </w:r>
+      <w:r>
+        <w:rPr>
+          <w:rFonts w:ascii="Arial" w:hAnsi="Arial"/>
+          <w:b w:val="0"/>
+          <w:sz w:val="22"/>
+        </w:rPr>
+        <w:t xml:space="preserve">. Alterna quién puede abrir el PDF. Los documentos reservados se marcan con la etiqueta </w:t>
+      </w:r>
+      <w:r>
+        <w:rPr>
+          <w:rFonts w:ascii="Arial" w:hAnsi="Arial"/>
+          <w:b/>
+          <w:sz w:val="22"/>
+        </w:rPr>
+        <w:t>Solo docentes</w:t>
+      </w:r>
+      <w:r>
+        <w:rPr>
+          <w:rFonts w:ascii="Arial" w:hAnsi="Arial"/>
+          <w:b w:val="0"/>
+          <w:sz w:val="22"/>
+        </w:rPr>
+        <w:t>.</w:t>
+      </w:r>
+    </w:p>
+    <w:p>
+      <w:pPr>
+        <w:pStyle w:val="ListBullet"/>
+        <w:spacing w:after="60"/>
+      </w:pPr>
+      <w:r>
+        <w:rPr>
+          <w:rFonts w:ascii="Arial" w:hAnsi="Arial"/>
+          <w:b/>
+          <w:sz w:val="22"/>
+        </w:rPr>
+        <w:t>Selector de módulo</w:t>
+      </w:r>
+      <w:r>
+        <w:rPr>
+          <w:rFonts w:ascii="Arial" w:hAnsi="Arial"/>
+          <w:b w:val="0"/>
+          <w:sz w:val="22"/>
+        </w:rPr>
+        <w:t>. Asocia el documento a un módulo ya creado, sin volver a importar su estructura. Es la vía para adjuntar la guía para maestros al mismo módulo que se creó desde la guía del estudiante.</w:t>
+      </w:r>
+    </w:p>
+    <w:p>
+      <w:pPr>
+        <w:spacing w:after="160"/>
+        <w:jc w:val="both"/>
+      </w:pPr>
+      <w:r>
+        <w:rPr>
+          <w:rFonts w:ascii="Arial" w:hAnsi="Arial"/>
+          <w:b w:val="0"/>
+          <w:sz w:val="22"/>
+        </w:rPr>
+        <w:t>La restricción se aplica en el servidor, no solo ocultando el enlace: un estudiante que escriba la dirección del PDF reservado recibe un rechazo. En las pantallas de actividad, el enlace al documento original solo aparece si el documento está abierto a estudiantes.</w:t>
+      </w:r>
+    </w:p>
+    <w:p>
+      <w:pPr>
+        <w:spacing w:after="160"/>
+        <w:jc w:val="both"/>
+      </w:pPr>
+      <w:r>
+        <w:rPr>
+          <w:rFonts w:ascii="Arial" w:hAnsi="Arial"/>
+          <w:b w:val="0"/>
+          <w:sz w:val="22"/>
+        </w:rPr>
+        <w:t>Procedimiento recomendado para un caso nuevo:</w:t>
+      </w:r>
+    </w:p>
+    <w:p>
+      <w:pPr>
+        <w:spacing w:after="60"/>
+        <w:ind w:left="500" w:hanging="300"/>
+      </w:pPr>
+      <w:r>
+        <w:rPr>
+          <w:rFonts w:ascii="Arial" w:hAnsi="Arial"/>
+          <w:b/>
+          <w:sz w:val="22"/>
+        </w:rPr>
+        <w:t xml:space="preserve">1. </w:t>
+      </w:r>
+      <w:r>
+        <w:rPr>
+          <w:rFonts w:ascii="Arial" w:hAnsi="Arial"/>
+          <w:sz w:val="22"/>
+        </w:rPr>
+        <w:t>Importe la guía del estudiante y cree el módulo con ella (secciones 6.2.1 a 6.2.3).</w:t>
+      </w:r>
+    </w:p>
+    <w:p>
+      <w:pPr>
+        <w:spacing w:after="60"/>
+        <w:ind w:left="500" w:hanging="300"/>
+      </w:pPr>
+      <w:r>
+        <w:rPr>
+          <w:rFonts w:ascii="Arial" w:hAnsi="Arial"/>
+          <w:b/>
+          <w:sz w:val="22"/>
+        </w:rPr>
+        <w:t xml:space="preserve">2. </w:t>
+      </w:r>
+      <w:r>
+        <w:rPr>
+          <w:rFonts w:ascii="Arial" w:hAnsi="Arial"/>
+          <w:sz w:val="22"/>
+        </w:rPr>
+        <w:t>Suba la guía para maestros. Se registrará como un documento más, sin módulo.</w:t>
+      </w:r>
+    </w:p>
+    <w:p>
+      <w:pPr>
+        <w:spacing w:after="60"/>
+        <w:ind w:left="500" w:hanging="300"/>
+      </w:pPr>
+      <w:r>
+        <w:rPr>
+          <w:rFonts w:ascii="Arial" w:hAnsi="Arial"/>
+          <w:b/>
+          <w:sz w:val="22"/>
+        </w:rPr>
+        <w:t xml:space="preserve">3. </w:t>
+      </w:r>
+      <w:r>
+        <w:rPr>
+          <w:rFonts w:ascii="Arial" w:hAnsi="Arial"/>
+          <w:sz w:val="22"/>
+        </w:rPr>
+        <w:t>Pulse Reservar al docente sobre ella.</w:t>
+      </w:r>
+    </w:p>
+    <w:p>
+      <w:pPr>
+        <w:spacing w:after="60"/>
+        <w:ind w:left="500" w:hanging="300"/>
+      </w:pPr>
+      <w:r>
+        <w:rPr>
+          <w:rFonts w:ascii="Arial" w:hAnsi="Arial"/>
+          <w:b/>
+          <w:sz w:val="22"/>
+        </w:rPr>
+        <w:t xml:space="preserve">4. </w:t>
+      </w:r>
+      <w:r>
+        <w:rPr>
+          <w:rFonts w:ascii="Arial" w:hAnsi="Arial"/>
+          <w:sz w:val="22"/>
+        </w:rPr>
+        <w:t>En su selector de módulo, elíjalo para asociarla al caso recién creado.</w:t>
       </w:r>
     </w:p>
     <w:p>
@@ -9710,6 +10064,44 @@
           <w:sz w:val="22"/>
         </w:rPr>
         <w:t xml:space="preserve"> se puede activar o desactivar en cualquier momento.</w:t>
+      </w:r>
+    </w:p>
+    <w:p>
+      <w:pPr>
+        <w:spacing w:after="160"/>
+        <w:jc w:val="both"/>
+      </w:pPr>
+      <w:r>
+        <w:rPr>
+          <w:rFonts w:ascii="Arial" w:hAnsi="Arial"/>
+          <w:b/>
+          <w:sz w:val="22"/>
+        </w:rPr>
+        <w:t>Guías del módulo activo.</w:t>
+      </w:r>
+      <w:r>
+        <w:rPr>
+          <w:rFonts w:ascii="Arial" w:hAnsi="Arial"/>
+          <w:b w:val="0"/>
+          <w:sz w:val="22"/>
+        </w:rPr>
+        <w:t xml:space="preserve"> En la parte superior de la pantalla aparecen los documentos de los que salió la ruta pedagógica, con el botón </w:t>
+      </w:r>
+      <w:r>
+        <w:rPr>
+          <w:rFonts w:ascii="Arial" w:hAnsi="Arial"/>
+          <w:b/>
+          <w:sz w:val="22"/>
+        </w:rPr>
+        <w:t>Abrir PDF</w:t>
+      </w:r>
+      <w:r>
+        <w:rPr>
+          <w:rFonts w:ascii="Arial" w:hAnsi="Arial"/>
+          <w:b w:val="0"/>
+          <w:sz w:val="22"/>
+        </w:rPr>
+        <w:t>. El docente ve todos, incluidas las guías marcadas como material del docente, que el estudiante no puede abrir. Es donde consultar las orientaciones antes de dar la sesión.</w:t>
       </w:r>
     </w:p>
     <w:p>
